--- a/doc/หน้า ตั้งเป้าหมายผู้ป่วย.docx
+++ b/doc/หน้า ตั้งเป้าหมายผู้ป่วย.docx
@@ -14,6 +14,8 @@
     <w:p>
       <w:pPr>
         <w:rPr>
+          <w:rFonts w:hint="cs"/>
+          <w:cs/>
           <w:lang w:val="en-US"/>
         </w:rPr>
       </w:pPr>
@@ -43,6 +45,43 @@
           <w:lang w:val="en-US"/>
         </w:rPr>
         <w:t xml:space="preserve">  </w:t>
+      </w:r>
+    </w:p>
+    <w:p>
+      <w:pPr>
+        <w:rPr>
+          <w:rFonts w:hint="cs"/>
+          <w:lang w:val="en-US"/>
+        </w:rPr>
+      </w:pPr>
+      <w:r>
+        <w:rPr>
+          <w:rFonts w:hint="cs"/>
+          <w:cs/>
+          <w:lang w:val="en-US"/>
+        </w:rPr>
+        <w:t xml:space="preserve"> </w:t>
+      </w:r>
+      <w:r>
+        <w:rPr>
+          <w:cs/>
+          <w:lang w:val="en-US"/>
+        </w:rPr>
+        <w:tab/>
+      </w:r>
+      <w:r>
+        <w:rPr>
+          <w:rFonts w:hint="cs"/>
+          <w:cs/>
+          <w:lang w:val="en-US"/>
+        </w:rPr>
+        <w:t xml:space="preserve">ในส่วนของการตั้งเป้าหมายรายสัปดาห์ของ </w:t>
+      </w:r>
+      <w:r>
+        <w:rPr>
+          <w:lang w:val="en-US"/>
+        </w:rPr>
+        <w:t>L2</w:t>
       </w:r>
     </w:p>
     <w:p>
@@ -59,7 +98,23 @@
           <w:cs/>
           <w:lang w:val="en-US"/>
         </w:rPr>
-        <w:t xml:space="preserve">การตั้งเป้าหมายของ </w:t>
+        <w:t>การตั้งเป้าหมาย</w:t>
+      </w:r>
+      <w:r>
+        <w:rPr>
+          <w:rFonts w:hint="cs"/>
+          <w:cs/>
+          <w:lang w:val="en-US"/>
+        </w:rPr>
+        <w:t>รายสัปดาห์</w:t>
+      </w:r>
+      <w:r>
+        <w:rPr>
+          <w:rFonts w:hint="cs"/>
+          <w:cs/>
+          <w:lang w:val="en-US"/>
+        </w:rPr>
+        <w:t xml:space="preserve">ของ </w:t>
       </w:r>
       <w:r>
         <w:rPr>
@@ -73,6 +128,14 @@
           <w:cs/>
           <w:lang w:val="en-US"/>
         </w:rPr>
+        <w:t xml:space="preserve">ไม่ต้องมีค่าเป้าหมาย </w:t>
+      </w:r>
+      <w:r>
+        <w:rPr>
+          <w:rFonts w:hint="cs"/>
+          <w:cs/>
+          <w:lang w:val="en-US"/>
+        </w:rPr>
         <w:t xml:space="preserve">ให้ทำแบบเดียวกับ </w:t>
       </w:r>
       <w:r>
@@ -89,27 +152,35 @@
         </w:rPr>
         <w:t>ให้ใช้แบบเดียวกันเลย</w:t>
       </w:r>
-    </w:p>
-    <w:p>
-      <w:pPr>
-        <w:rPr>
-          <w:rFonts w:ascii="Browallia New" w:hAnsi="Browallia New" w:cs="Browallia New"/>
-          <w:lang w:val="en-US"/>
-        </w:rPr>
-      </w:pPr>
       <w:r>
         <w:rPr>
           <w:rFonts w:ascii="Browallia New" w:hAnsi="Browallia New" w:cs="Browallia New" w:hint="cs"/>
           <w:cs/>
           <w:lang w:val="en-US"/>
         </w:rPr>
-        <w:t>ส่วนอื่นๆ คงเดิม</w:t>
+        <w:t xml:space="preserve"> </w:t>
       </w:r>
     </w:p>
     <w:p>
       <w:pPr>
         <w:ind w:firstLine="720"/>
         <w:rPr>
+          <w:rFonts w:ascii="Browallia New" w:hAnsi="Browallia New" w:cs="Browallia New" w:hint="cs"/>
+          <w:lang w:val="en-US"/>
+        </w:rPr>
+      </w:pPr>
+      <w:r>
+        <w:rPr>
+          <w:rFonts w:ascii="Browallia New" w:hAnsi="Browallia New" w:cs="Browallia New" w:hint="cs"/>
+          <w:cs/>
+          <w:lang w:val="en-US"/>
+        </w:rPr>
+        <w:t>ให้ดูจากรูป</w:t>
+      </w:r>
+    </w:p>
+    <w:p>
+      <w:pPr>
+        <w:rPr>
           <w:rFonts w:ascii="Browallia New" w:hAnsi="Browallia New" w:cs="Browallia New"/>
           <w:lang w:val="en-US"/>
         </w:rPr>
@@ -120,36 +191,7 @@
           <w:cs/>
           <w:lang w:val="en-US"/>
         </w:rPr>
-        <w:t xml:space="preserve">การตั้งเป้าหมายของ </w:t>
-      </w:r>
-      <w:r>
-        <w:rPr>
-          <w:rFonts w:ascii="Browallia New" w:hAnsi="Browallia New" w:cs="Browallia New"/>
-          <w:lang w:val="en-US"/>
-        </w:rPr>
-        <w:t>L</w:t>
-      </w:r>
-      <w:r>
-        <w:rPr>
-          <w:rFonts w:ascii="Browallia New" w:hAnsi="Browallia New" w:cs="Browallia New"/>
-          <w:lang w:val="en-US"/>
-        </w:rPr>
-        <w:t>3</w:t>
-      </w:r>
-      <w:r>
-        <w:rPr>
-          <w:rFonts w:ascii="Browallia New" w:hAnsi="Browallia New" w:cs="Browallia New"/>
-          <w:lang w:val="en-US"/>
-        </w:rPr>
-        <w:t xml:space="preserve"> </w:t>
-      </w:r>
-      <w:r>
-        <w:rPr>
-          <w:rFonts w:ascii="Browallia New" w:hAnsi="Browallia New" w:cs="Browallia New" w:hint="cs"/>
-          <w:cs/>
-          <w:lang w:val="en-US"/>
-        </w:rPr>
-        <w:t>ถูกต้องอยู่แล้ว</w:t>
+        <w:t>ส่วนอื่นๆ คงเดิม</w:t>
       </w:r>
     </w:p>
     <w:p>
@@ -173,7 +215,7 @@
           <w:rFonts w:ascii="Browallia New" w:hAnsi="Browallia New" w:cs="Browallia New"/>
           <w:lang w:val="en-US"/>
         </w:rPr>
-        <w:t xml:space="preserve">L4 </w:t>
+        <w:t xml:space="preserve">L3 </w:t>
       </w:r>
       <w:r>
         <w:rPr>
@@ -181,13 +223,45 @@
           <w:cs/>
           <w:lang w:val="en-US"/>
         </w:rPr>
-        <w:t xml:space="preserve">ถูกต้องอยู่แล้ว </w:t>
+        <w:t>ถูกต้องอยู่แล้ว</w:t>
       </w:r>
     </w:p>
     <w:p>
       <w:pPr>
+        <w:ind w:firstLine="720"/>
+        <w:rPr>
+          <w:rFonts w:ascii="Browallia New" w:hAnsi="Browallia New" w:cs="Browallia New"/>
+          <w:lang w:val="en-US"/>
+        </w:rPr>
+      </w:pPr>
+      <w:r>
         <w:rPr>
           <w:rFonts w:ascii="Browallia New" w:hAnsi="Browallia New" w:cs="Browallia New" w:hint="cs"/>
+          <w:cs/>
+          <w:lang w:val="en-US"/>
+        </w:rPr>
+        <w:t xml:space="preserve">การตั้งเป้าหมายของ </w:t>
+      </w:r>
+      <w:r>
+        <w:rPr>
+          <w:rFonts w:ascii="Browallia New" w:hAnsi="Browallia New" w:cs="Browallia New"/>
+          <w:lang w:val="en-US"/>
+        </w:rPr>
+        <w:t xml:space="preserve">L4 </w:t>
+      </w:r>
+      <w:r>
+        <w:rPr>
+          <w:rFonts w:ascii="Browallia New" w:hAnsi="Browallia New" w:cs="Browallia New" w:hint="cs"/>
+          <w:cs/>
+          <w:lang w:val="en-US"/>
+        </w:rPr>
+        <w:t xml:space="preserve">ถูกต้องอยู่แล้ว </w:t>
+      </w:r>
+    </w:p>
+    <w:p>
+      <w:pPr>
+        <w:rPr>
+          <w:rFonts w:ascii="Browallia New" w:hAnsi="Browallia New" w:cs="Browallia New"/>
           <w:cs/>
           <w:lang w:val="en-US"/>
         </w:rPr>
